--- a/docs/SKPL - KeppelKos.docx
+++ b/docs/SKPL - KeppelKos.docx
@@ -1477,68 +1477,7 @@
         </w:rPr>
       </w:pPr>
       <w:r>
-        <w:rPr>
-          <w:rFonts w:cs="Times New Roman"/>
-          <w:b/>
-          <w:bCs/>
-          <w:szCs w:val="24"/>
-        </w:rPr>
-        <w:t>RLS</w:t>
-      </w:r>
-      <w:r>
-        <w:rPr>
-          <w:rFonts w:cs="Times New Roman"/>
-          <w:szCs w:val="24"/>
-        </w:rPr>
-        <w:t xml:space="preserve">: </w:t>
-      </w:r>
-      <w:r>
-        <w:rPr>
-          <w:rFonts w:cs="Times New Roman"/>
-          <w:i/>
-          <w:iCs/>
-          <w:szCs w:val="24"/>
-        </w:rPr>
-        <w:t>Row Level Security</w:t>
-      </w:r>
-      <w:r>
-        <w:rPr>
-          <w:rFonts w:cs="Times New Roman"/>
-          <w:szCs w:val="24"/>
-        </w:rPr>
-        <w:t xml:space="preserve"> (</w:t>
-      </w:r>
-      <w:proofErr w:type="spellStart"/>
-      <w:r>
-        <w:rPr>
-          <w:rFonts w:cs="Times New Roman"/>
-          <w:szCs w:val="24"/>
-        </w:rPr>
-        <w:t>Keamanan</w:t>
-      </w:r>
-      <w:proofErr w:type="spellEnd"/>
-      <w:r>
-        <w:rPr>
-          <w:rFonts w:cs="Times New Roman"/>
-          <w:szCs w:val="24"/>
-        </w:rPr>
-        <w:t xml:space="preserve"> </w:t>
-      </w:r>
-      <w:proofErr w:type="spellStart"/>
-      <w:r>
-        <w:rPr>
-          <w:rFonts w:cs="Times New Roman"/>
-          <w:szCs w:val="24"/>
-        </w:rPr>
-        <w:t>tingkat</w:t>
-      </w:r>
-      <w:proofErr w:type="spellEnd"/>
-      <w:r>
-        <w:rPr>
-          <w:rFonts w:cs="Times New Roman"/>
-          <w:szCs w:val="24"/>
-        </w:rPr>
-        <w:t xml:space="preserve"> baris pada database)</w:t>
+        <w:t>JWT: JSON Web Token (Autentikasi dan otorisasi melalui backend Express.js)</w:t>
       </w:r>
     </w:p>
     <w:p>
@@ -2548,133 +2487,8 @@
           <w:numId w:val="6"/>
         </w:numPr>
       </w:pPr>
-      <w:proofErr w:type="spellStart"/>
-      <w:r>
-        <w:rPr>
-          <w:rFonts w:cs="Times New Roman"/>
-          <w:szCs w:val="24"/>
-        </w:rPr>
-        <w:t>Sistem</w:t>
-      </w:r>
-      <w:proofErr w:type="spellEnd"/>
-      <w:r>
-        <w:rPr>
-          <w:rFonts w:cs="Times New Roman"/>
-          <w:szCs w:val="24"/>
-        </w:rPr>
-        <w:t xml:space="preserve"> </w:t>
-      </w:r>
-      <w:proofErr w:type="spellStart"/>
-      <w:r>
-        <w:rPr>
-          <w:rFonts w:cs="Times New Roman"/>
-          <w:szCs w:val="24"/>
-        </w:rPr>
-        <w:t>secara</w:t>
-      </w:r>
-      <w:proofErr w:type="spellEnd"/>
-      <w:r>
-        <w:rPr>
-          <w:rFonts w:cs="Times New Roman"/>
-          <w:szCs w:val="24"/>
-        </w:rPr>
-        <w:t xml:space="preserve"> </w:t>
-      </w:r>
-      <w:proofErr w:type="spellStart"/>
-      <w:r>
-        <w:rPr>
-          <w:rFonts w:cs="Times New Roman"/>
-          <w:szCs w:val="24"/>
-        </w:rPr>
-        <w:t>otomatis</w:t>
-      </w:r>
-      <w:proofErr w:type="spellEnd"/>
-      <w:r>
-        <w:rPr>
-          <w:rFonts w:cs="Times New Roman"/>
-          <w:szCs w:val="24"/>
-        </w:rPr>
-        <w:t xml:space="preserve"> </w:t>
-      </w:r>
-      <w:proofErr w:type="spellStart"/>
-      <w:r>
-        <w:rPr>
-          <w:rFonts w:cs="Times New Roman"/>
-          <w:szCs w:val="24"/>
-        </w:rPr>
-        <w:t>memperbarui</w:t>
-      </w:r>
-      <w:proofErr w:type="spellEnd"/>
-      <w:r>
-        <w:rPr>
-          <w:rFonts w:cs="Times New Roman"/>
-          <w:szCs w:val="24"/>
-        </w:rPr>
-        <w:t xml:space="preserve"> </w:t>
-      </w:r>
-      <w:proofErr w:type="spellStart"/>
-      <w:r>
-        <w:rPr>
-          <w:rFonts w:cs="Times New Roman"/>
-          <w:szCs w:val="24"/>
-        </w:rPr>
-        <w:t>tanggal</w:t>
-      </w:r>
-      <w:proofErr w:type="spellEnd"/>
-      <w:r>
-        <w:rPr>
-          <w:rFonts w:cs="Times New Roman"/>
-          <w:szCs w:val="24"/>
-        </w:rPr>
-        <w:t xml:space="preserve"> </w:t>
-      </w:r>
-      <w:proofErr w:type="spellStart"/>
-      <w:r>
-        <w:rPr>
-          <w:rFonts w:cs="Times New Roman"/>
-          <w:szCs w:val="24"/>
-        </w:rPr>
-        <w:t>jatuh</w:t>
-      </w:r>
-      <w:proofErr w:type="spellEnd"/>
-      <w:r>
-        <w:rPr>
-          <w:rFonts w:cs="Times New Roman"/>
-          <w:szCs w:val="24"/>
-        </w:rPr>
-        <w:t xml:space="preserve"> tempo tenant </w:t>
-      </w:r>
-      <w:proofErr w:type="spellStart"/>
-      <w:r>
-        <w:rPr>
-          <w:rFonts w:cs="Times New Roman"/>
-          <w:szCs w:val="24"/>
-        </w:rPr>
-        <w:t>melalui</w:t>
-      </w:r>
-      <w:proofErr w:type="spellEnd"/>
-      <w:r>
-        <w:rPr>
-          <w:rFonts w:cs="Times New Roman"/>
-          <w:szCs w:val="24"/>
-        </w:rPr>
-        <w:t xml:space="preserve"> </w:t>
-      </w:r>
-      <w:r>
-        <w:rPr>
-          <w:rFonts w:cs="Times New Roman"/>
-          <w:i/>
-          <w:iCs/>
-          <w:szCs w:val="24"/>
-        </w:rPr>
-        <w:t>Database Trigger</w:t>
-      </w:r>
-      <w:r>
-        <w:rPr>
-          <w:rFonts w:cs="Times New Roman"/>
-          <w:szCs w:val="24"/>
-        </w:rPr>
-        <w:t>.</w:t>
+      <w:r>
+        <w:t>Sistem memperbarui tanggal jatuh tempo tenant melalui service layer dan transaction handling di backend.</w:t>
       </w:r>
     </w:p>
     <w:p>
@@ -3672,30 +3486,7 @@
         </w:numPr>
       </w:pPr>
       <w:r>
-        <w:rPr>
-          <w:b/>
-          <w:bCs/>
-        </w:rPr>
-        <w:t>Auth Multi-Role:</w:t>
-      </w:r>
-      <w:r>
-        <w:t xml:space="preserve"> </w:t>
-      </w:r>
-      <w:proofErr w:type="spellStart"/>
-      <w:r>
-        <w:t>Pemisahan</w:t>
-      </w:r>
-      <w:proofErr w:type="spellEnd"/>
-      <w:r>
-        <w:t xml:space="preserve"> dashboard </w:t>
-      </w:r>
-      <w:proofErr w:type="spellStart"/>
-      <w:r>
-        <w:t>untuk</w:t>
-      </w:r>
-      <w:proofErr w:type="spellEnd"/>
-      <w:r>
-        <w:t xml:space="preserve"> Admin (Full Access) dan Tenant (Personal Access).</w:t>
+        <w:t>Auth Multi-Role: Pemisahan dashboard untuk Admin (Full Access) dan Tenant (Personal Access) dengan JWT.</w:t>
       </w:r>
     </w:p>
     <w:p>
@@ -3798,88 +3589,7 @@
         </w:numPr>
       </w:pPr>
       <w:r>
-        <w:rPr>
-          <w:b/>
-          <w:bCs/>
-        </w:rPr>
-        <w:t>Automated Billing Update:</w:t>
-      </w:r>
-      <w:r>
-        <w:t xml:space="preserve"> </w:t>
-      </w:r>
-      <w:proofErr w:type="spellStart"/>
-      <w:r>
-        <w:t>Pembaruan</w:t>
-      </w:r>
-      <w:proofErr w:type="spellEnd"/>
-      <w:r>
-        <w:t xml:space="preserve"> masa </w:t>
-      </w:r>
-      <w:proofErr w:type="spellStart"/>
-      <w:r>
-        <w:t>sewa</w:t>
-      </w:r>
-      <w:proofErr w:type="spellEnd"/>
-      <w:r>
-        <w:t xml:space="preserve"> </w:t>
-      </w:r>
-      <w:proofErr w:type="spellStart"/>
-      <w:r>
-        <w:t>otomatis</w:t>
-      </w:r>
-      <w:proofErr w:type="spellEnd"/>
-      <w:r>
-        <w:t xml:space="preserve"> </w:t>
-      </w:r>
-      <w:proofErr w:type="spellStart"/>
-      <w:r>
-        <w:t>menggunakan</w:t>
-      </w:r>
-      <w:proofErr w:type="spellEnd"/>
-      <w:r>
-        <w:t xml:space="preserve"> </w:t>
-      </w:r>
-      <w:r>
-        <w:rPr>
-          <w:i/>
-          <w:iCs/>
-        </w:rPr>
-        <w:t>PostgreSQL Function</w:t>
-      </w:r>
-      <w:r>
-        <w:t xml:space="preserve"> </w:t>
-      </w:r>
-      <w:proofErr w:type="spellStart"/>
-      <w:r>
-        <w:t>setelah</w:t>
-      </w:r>
-      <w:proofErr w:type="spellEnd"/>
-      <w:r>
-        <w:t xml:space="preserve"> status </w:t>
-      </w:r>
-      <w:proofErr w:type="spellStart"/>
-      <w:r>
-        <w:t>pembayaran</w:t>
-      </w:r>
-      <w:proofErr w:type="spellEnd"/>
-      <w:r>
-        <w:t xml:space="preserve"> </w:t>
-      </w:r>
-      <w:proofErr w:type="spellStart"/>
-      <w:r>
-        <w:t>diubah</w:t>
-      </w:r>
-      <w:proofErr w:type="spellEnd"/>
-      <w:r>
-        <w:t xml:space="preserve"> </w:t>
-      </w:r>
-      <w:proofErr w:type="spellStart"/>
-      <w:r>
-        <w:t>menjadi</w:t>
-      </w:r>
-      <w:proofErr w:type="spellEnd"/>
-      <w:r>
-        <w:t xml:space="preserve"> 'Verified'.</w:t>
+        <w:t>Billing Update: Pembaruan masa sewa dilakukan lewat service layer backend setelah status pembayaran diubah menjadi 'Verified'.</w:t>
       </w:r>
     </w:p>
     <w:p>
@@ -4709,45 +4419,7 @@
         </w:numPr>
       </w:pPr>
       <w:r>
-        <w:rPr>
-          <w:b/>
-        </w:rPr>
-        <w:t>Password Hashing</w:t>
-      </w:r>
-      <w:r>
-        <w:t xml:space="preserve">: </w:t>
-      </w:r>
-      <w:proofErr w:type="spellStart"/>
-      <w:r>
-        <w:t>Menggunakan</w:t>
-      </w:r>
-      <w:proofErr w:type="spellEnd"/>
-      <w:r>
-        <w:t xml:space="preserve"> Argon2/</w:t>
-      </w:r>
-      <w:proofErr w:type="spellStart"/>
-      <w:r>
-        <w:t>Bcrypt</w:t>
-      </w:r>
-      <w:proofErr w:type="spellEnd"/>
-      <w:r>
-        <w:t xml:space="preserve"> (</w:t>
-      </w:r>
-      <w:proofErr w:type="spellStart"/>
-      <w:r>
-        <w:t>Bawaan</w:t>
-      </w:r>
-      <w:proofErr w:type="spellEnd"/>
-      <w:r>
-        <w:t xml:space="preserve"> </w:t>
-      </w:r>
-      <w:proofErr w:type="spellStart"/>
-      <w:r>
-        <w:t>Supabase</w:t>
-      </w:r>
-      <w:proofErr w:type="spellEnd"/>
-      <w:r>
-        <w:t xml:space="preserve"> Auth).</w:t>
+        <w:t>Password Hashing: Menggunakan Argon2/Bcrypt di backend untuk menyimpan kredensial secara aman.</w:t>
       </w:r>
     </w:p>
     <w:p>
@@ -4865,94 +4537,7 @@
         </w:numPr>
       </w:pPr>
       <w:r>
-        <w:rPr>
-          <w:b/>
-          <w:bCs/>
-        </w:rPr>
-        <w:t>RLS (Row Level Security):</w:t>
-      </w:r>
-      <w:r>
-        <w:t xml:space="preserve"> Tenant </w:t>
-      </w:r>
-      <w:proofErr w:type="spellStart"/>
-      <w:r>
-        <w:t>hanya</w:t>
-      </w:r>
-      <w:proofErr w:type="spellEnd"/>
-      <w:r>
-        <w:t xml:space="preserve"> </w:t>
-      </w:r>
-      <w:proofErr w:type="spellStart"/>
-      <w:r>
-        <w:t>diizinkan</w:t>
-      </w:r>
-      <w:proofErr w:type="spellEnd"/>
-      <w:r>
-        <w:t xml:space="preserve"> </w:t>
-      </w:r>
-      <w:proofErr w:type="spellStart"/>
-      <w:r>
-        <w:t>mengakses</w:t>
-      </w:r>
-      <w:proofErr w:type="spellEnd"/>
-      <w:r>
-        <w:t xml:space="preserve"> baris data di </w:t>
-      </w:r>
-      <w:proofErr w:type="spellStart"/>
-      <w:r>
-        <w:t>tabel</w:t>
-      </w:r>
-      <w:proofErr w:type="spellEnd"/>
-      <w:r>
-        <w:t xml:space="preserve"> payments yang </w:t>
-      </w:r>
-      <w:proofErr w:type="spellStart"/>
-      <w:r>
-        <w:t>memiliki</w:t>
-      </w:r>
-      <w:proofErr w:type="spellEnd"/>
-      <w:r>
-        <w:t xml:space="preserve"> </w:t>
-      </w:r>
-      <w:proofErr w:type="spellStart"/>
-      <w:r>
-        <w:t>profile_id</w:t>
-      </w:r>
-      <w:proofErr w:type="spellEnd"/>
-      <w:r>
-        <w:t xml:space="preserve"> </w:t>
-      </w:r>
-      <w:proofErr w:type="spellStart"/>
-      <w:r>
-        <w:t>sesuai</w:t>
-      </w:r>
-      <w:proofErr w:type="spellEnd"/>
-      <w:r>
-        <w:t xml:space="preserve"> </w:t>
-      </w:r>
-      <w:proofErr w:type="spellStart"/>
-      <w:r>
-        <w:t>dengan</w:t>
-      </w:r>
-      <w:proofErr w:type="spellEnd"/>
-      <w:r>
-        <w:t xml:space="preserve"> ID </w:t>
-      </w:r>
-      <w:proofErr w:type="spellStart"/>
-      <w:r>
-        <w:t>mereka</w:t>
-      </w:r>
-      <w:proofErr w:type="spellEnd"/>
-      <w:r>
-        <w:t xml:space="preserve"> </w:t>
-      </w:r>
-      <w:proofErr w:type="spellStart"/>
-      <w:r>
-        <w:t>sendiri</w:t>
-      </w:r>
-      <w:proofErr w:type="spellEnd"/>
-      <w:r>
-        <w:t>.</w:t>
+        <w:t>JWT + Authorization Middleware: Tenant hanya diizinkan mengakses resource yang sesuai dengan token dan kepemilikannya melalui backend Express.js.</w:t>
       </w:r>
     </w:p>
     <w:p>
@@ -4979,100 +4564,7 @@
         <w:ind w:left="1701" w:hanging="283"/>
       </w:pPr>
       <w:r>
-        <w:t xml:space="preserve"> </w:t>
-      </w:r>
-      <w:r>
-        <w:t xml:space="preserve">Server </w:t>
-      </w:r>
-      <w:proofErr w:type="spellStart"/>
-      <w:r>
-        <w:t>berbasis</w:t>
-      </w:r>
-      <w:proofErr w:type="spellEnd"/>
-      <w:r>
-        <w:t xml:space="preserve"> </w:t>
-      </w:r>
-      <w:r>
-        <w:rPr>
-          <w:i/>
-          <w:iCs/>
-        </w:rPr>
-        <w:t>stateless</w:t>
-      </w:r>
-      <w:r>
-        <w:t xml:space="preserve"> (Next.js &amp; </w:t>
-      </w:r>
-      <w:proofErr w:type="spellStart"/>
-      <w:r>
-        <w:t>Supabase</w:t>
-      </w:r>
-      <w:proofErr w:type="spellEnd"/>
-      <w:r>
-        <w:t xml:space="preserve">) </w:t>
-      </w:r>
-      <w:proofErr w:type="spellStart"/>
-      <w:r>
-        <w:t>memungkinkan</w:t>
-      </w:r>
-      <w:proofErr w:type="spellEnd"/>
-      <w:r>
-        <w:t xml:space="preserve"> </w:t>
-      </w:r>
-      <w:r>
-        <w:rPr>
-          <w:i/>
-          <w:iCs/>
-        </w:rPr>
-        <w:t>horizontal</w:t>
-      </w:r>
-      <w:r>
-        <w:rPr>
-          <w:i/>
-          <w:iCs/>
-        </w:rPr>
-        <w:t xml:space="preserve"> </w:t>
-      </w:r>
-      <w:r>
-        <w:rPr>
-          <w:i/>
-          <w:iCs/>
-        </w:rPr>
-        <w:t>scaling</w:t>
-      </w:r>
-      <w:r>
-        <w:t xml:space="preserve"> </w:t>
-      </w:r>
-      <w:proofErr w:type="spellStart"/>
-      <w:r>
-        <w:t>tanpa</w:t>
-      </w:r>
-      <w:proofErr w:type="spellEnd"/>
-      <w:r>
-        <w:t xml:space="preserve"> </w:t>
-      </w:r>
-      <w:proofErr w:type="spellStart"/>
-      <w:r>
-        <w:t>kendala</w:t>
-      </w:r>
-      <w:proofErr w:type="spellEnd"/>
-      <w:r>
-        <w:t xml:space="preserve"> </w:t>
-      </w:r>
-      <w:proofErr w:type="spellStart"/>
-      <w:r>
-        <w:t>sinkronisasi</w:t>
-      </w:r>
-      <w:proofErr w:type="spellEnd"/>
-      <w:r>
-        <w:t xml:space="preserve"> </w:t>
-      </w:r>
-      <w:proofErr w:type="spellStart"/>
-      <w:r>
-        <w:t>sesi</w:t>
-      </w:r>
-      <w:proofErr w:type="spellEnd"/>
-      <w:r>
-        <w:t>.</w:t>
+        <w:t xml:space="preserve"> Server berbasis stateless (Vue SPA + Express API + PostgreSQL) memungkinkan horizontal scaling tanpa kendala sinkronisasi sesi.</w:t>
       </w:r>
     </w:p>
     <w:p>
@@ -5179,30 +4671,7 @@
         <w:ind w:left="1843"/>
       </w:pPr>
       <w:r>
-        <w:rPr>
-          <w:b/>
-          <w:bCs/>
-        </w:rPr>
-        <w:t>Tech Stack</w:t>
-      </w:r>
-      <w:r>
-        <w:t xml:space="preserve">: Next.js 15, TypeScript, Tailwind CSS, </w:t>
-      </w:r>
-      <w:proofErr w:type="spellStart"/>
-      <w:r>
-        <w:t>Supabase</w:t>
-      </w:r>
-      <w:proofErr w:type="spellEnd"/>
-      <w:r>
-        <w:t xml:space="preserve"> (PostgreSQL), </w:t>
-      </w:r>
-      <w:proofErr w:type="spellStart"/>
-      <w:r>
-        <w:t>Lucide</w:t>
-      </w:r>
-      <w:proofErr w:type="spellEnd"/>
-      <w:r>
-        <w:t xml:space="preserve"> Icons.</w:t>
+        <w:t>Tech Stack: Vue 3, Vite, TypeScript, Pinia, Vue Router, Tailwind CSS, Node.js, Express.js, PostgreSQL (dihost di Supabase sebagai database saja), Lucide Icons.</w:t>
       </w:r>
     </w:p>
     <w:p>
